--- a/data/testcase_uc3_v2/03_policy_khoan_chi/03_policy_khoan_chi-tc05_chi_tieu_ca_nhan/hoa_don_0001905.docx
+++ b/data/testcase_uc3_v2/03_policy_khoan_chi/03_policy_khoan_chi-tc05_chi_tieu_ca_nhan/hoa_don_0001905.docx
@@ -633,7 +633,7 @@
               <w:rPr>
                 <w:sz w:val="18"/>
               </w:rPr>
-              <w:t>Mua quà cá nhân</w:t>
+              <w:t>Mua nước hoa</w:t>
             </w:r>
           </w:p>
         </w:tc>
@@ -943,7 +943,7 @@
         <w:jc w:val="center"/>
       </w:pPr>
       <w:r>
-        <w:t>Mã tra cứu hóa đơn: BN-0001905 | DỮ LIỆU GIẢ LẬP DÙNG CHO KIỂM THỬ - KHÔNG CÓ GIÁ TRỊ PHÁP LÝ</w:t>
+        <w:t>Mã tra cứu hóa đơn: BN-0001905</w:t>
       </w:r>
     </w:p>
     <w:sectPr>
